--- a/pages/pg/proc/tmp_doc_client_full.docx
+++ b/pages/pg/proc/tmp_doc_client_full.docx
@@ -130,16 +130,7 @@
           <w:szCs w:val="16"/>
           <w:lang w:eastAsia="ru-RU"/>
         </w:rPr>
-        <w:t>Частное предприятие</w:t>
-      </w:r>
-      <w:r>
-        <w:rPr>
-          <w:rFonts w:ascii="Tahoma" w:eastAsia="Times New Roman" w:hAnsi="Tahoma" w:cs="Tahoma"/>
-          <w:sz w:val="16"/>
-          <w:szCs w:val="16"/>
-          <w:lang w:eastAsia="ru-RU"/>
-        </w:rPr>
-        <w:t xml:space="preserve"> </w:t>
+        <w:t xml:space="preserve">Частное предприятие </w:t>
       </w:r>
       <w:r>
         <w:rPr>
@@ -319,19 +310,6 @@
       </w:r>
       <w:r>
         <w:rPr>
-          <w:rStyle w:val="a7"/>
-          <w:rFonts w:ascii="Tahoma" w:hAnsi="Tahoma" w:cs="Tahoma"/>
-          <w:b w:val="0"/>
-          <w:color w:val="333333"/>
-          <w:sz w:val="16"/>
-          <w:szCs w:val="16"/>
-          <w:bdr w:val="none" w:sz="0" w:space="0" w:color="auto" w:frame="1"/>
-          <w:shd w:val="clear" w:color="auto" w:fill="FFFFFF"/>
-        </w:rPr>
-        <w:t/>
-      </w:r>
-      <w:r>
-        <w:rPr>
           <w:rFonts w:ascii="Tahoma" w:eastAsia="Times New Roman" w:hAnsi="Tahoma" w:cs="Tahoma"/>
           <w:sz w:val="16"/>
           <w:szCs w:val="16"/>
@@ -374,19 +352,6 @@
           <w:lang w:eastAsia="ru-RU"/>
         </w:rPr>
         <w:t xml:space="preserve"> на основании </w:t>
-      </w:r>
-      <w:r>
-        <w:rPr>
-          <w:rStyle w:val="a7"/>
-          <w:rFonts w:ascii="Tahoma" w:hAnsi="Tahoma" w:cs="Tahoma"/>
-          <w:b w:val="0"/>
-          <w:color w:val="333333"/>
-          <w:sz w:val="16"/>
-          <w:szCs w:val="16"/>
-          <w:bdr w:val="none" w:sz="0" w:space="0" w:color="auto" w:frame="1"/>
-          <w:shd w:val="clear" w:color="auto" w:fill="FFFFFF"/>
-        </w:rPr>
-        <w:t/>
       </w:r>
       <w:r>
         <w:rPr>
@@ -3343,10 +3308,12 @@
           <w:rFonts w:ascii="Tahoma" w:eastAsia="Times New Roman" w:hAnsi="Tahoma" w:cs="Tahoma"/>
           <w:sz w:val="16"/>
           <w:szCs w:val="16"/>
-          <w:lang w:eastAsia="ru-RU"/>
-        </w:rPr>
-        <w:t>0</w:t>
-      </w:r>
+          <w:lang w:val="en-US" w:eastAsia="ru-RU"/>
+        </w:rPr>
+        <w:t>2</w:t>
+      </w:r>
+      <w:bookmarkStart w:id="0" w:name="_GoBack"/>
+      <w:bookmarkEnd w:id="0"/>
       <w:r>
         <w:rPr>
           <w:rFonts w:ascii="Tahoma" w:eastAsia="Times New Roman" w:hAnsi="Tahoma" w:cs="Tahoma"/>
@@ -3816,17 +3783,7 @@
                 <w:szCs w:val="16"/>
                 <w:lang w:eastAsia="ru-RU"/>
               </w:rPr>
-              <w:t>Частное предприятие</w:t>
-            </w:r>
-            <w:r>
-              <w:rPr>
-                <w:rFonts w:ascii="Tahoma" w:eastAsia="Times New Roman" w:hAnsi="Tahoma" w:cs="Tahoma"/>
-                <w:color w:val="000000"/>
-                <w:sz w:val="16"/>
-                <w:szCs w:val="16"/>
-                <w:lang w:eastAsia="ru-RU"/>
-              </w:rPr>
-              <w:t xml:space="preserve"> </w:t>
+              <w:t xml:space="preserve">Частное предприятие </w:t>
             </w:r>
             <w:r>
               <w:rPr>
@@ -4284,20 +4241,8 @@
                 <w:szCs w:val="16"/>
                 <w:lang w:eastAsia="ru-RU"/>
               </w:rPr>
-              <w:t>Частное предприятие</w:t>
-            </w:r>
-            <w:r>
-              <w:rPr>
-                <w:rFonts w:ascii="Tahoma" w:eastAsia="Times New Roman" w:hAnsi="Tahoma" w:cs="Tahoma"/>
-                <w:color w:val="000000"/>
-                <w:sz w:val="16"/>
-                <w:szCs w:val="16"/>
-                <w:lang w:eastAsia="ru-RU"/>
-              </w:rPr>
-              <w:t xml:space="preserve"> </w:t>
-            </w:r>
-            <w:bookmarkStart w:id="0" w:name="_GoBack"/>
-            <w:bookmarkEnd w:id="0"/>
+              <w:t xml:space="preserve">Частное предприятие </w:t>
+            </w:r>
             <w:r>
               <w:rPr>
                 <w:rFonts w:ascii="Tahoma" w:eastAsia="Times New Roman" w:hAnsi="Tahoma" w:cs="Tahoma"/>
@@ -4637,7 +4582,7 @@
                 <w:bdr w:val="none" w:sz="0" w:space="0" w:color="auto" w:frame="1"/>
                 <w:shd w:val="clear" w:color="auto" w:fill="FFFFFF"/>
               </w:rPr>
-              <w:t>BY18ALFA30122178270060270000 </w:t>
+              <w:t>BY18ALFA30122178270060270000</w:t>
             </w:r>
           </w:p>
           <w:p>
@@ -4929,20 +4874,6 @@
                 <w:lang w:eastAsia="ru-RU"/>
               </w:rPr>
             </w:pPr>
-            <w:r>
-              <w:rPr>
-                <w:rStyle w:val="a7"/>
-                <w:rFonts w:ascii="Tahoma" w:hAnsi="Tahoma" w:cs="Tahoma"/>
-                <w:b w:val="0"/>
-                <w:color w:val="333333"/>
-                <w:sz w:val="16"/>
-                <w:szCs w:val="16"/>
-                <w:bdr w:val="none" w:sz="0" w:space="0" w:color="auto" w:frame="1"/>
-                <w:shd w:val="clear" w:color="auto" w:fill="FFFFFF"/>
-                <w:lang w:val="en-US"/>
-              </w:rPr>
-              <w:t/>
-            </w:r>
           </w:p>
           <w:p>
             <w:pPr>
@@ -5015,7 +4946,7 @@
     <w:rPrDefault>
       <w:rPr>
         <w:rFonts w:ascii="Calibri" w:eastAsia="Calibri" w:hAnsi="Calibri" w:cs="Times New Roman"/>
-        <w:lang w:val="ru-RU" w:eastAsia="ru-RU" w:bidi="ar-SA"/>
+        <w:lang w:bidi="ar-SA"/>
       </w:rPr>
     </w:rPrDefault>
     <w:pPrDefault/>
@@ -5175,7 +5106,7 @@
     <w:lsdException w:name="Table Web 2" w:semiHidden="1" w:unhideWhenUsed="1"/>
     <w:lsdException w:name="Table Web 3" w:semiHidden="1" w:unhideWhenUsed="1"/>
     <w:lsdException w:name="Balloon Text" w:semiHidden="1" w:unhideWhenUsed="1"/>
-    <w:lsdException w:name="Table Grid" w:semiHidden="1" w:uiPriority="59" w:unhideWhenUsed="1"/>
+    <w:lsdException w:name="Table Grid" w:uiPriority="59"/>
     <w:lsdException w:name="Table Theme" w:semiHidden="1" w:unhideWhenUsed="1"/>
     <w:lsdException w:name="Placeholder Text" w:semiHidden="1"/>
     <w:lsdException w:name="No Spacing" w:uiPriority="1" w:qFormat="1"/>
@@ -5408,7 +5339,7 @@
     <w:rPr>
       <w:sz w:val="22"/>
       <w:szCs w:val="22"/>
-      <w:lang w:eastAsia="en-US"/>
+      <w:lang w:val="ru-RU" w:eastAsia="en-US"/>
     </w:rPr>
   </w:style>
   <w:style w:type="character" w:default="1" w:styleId="a0">
@@ -5826,7 +5757,7 @@
 </file>
 
 <file path=customXml/itemProps1.xml><?xml version="1.0" encoding="utf-8"?>
-<ds:datastoreItem xmlns:ds="http://schemas.openxmlformats.org/officeDocument/2006/customXml" ds:itemID="{405AAF2A-C48B-493D-A3DB-53C4BD8A9227}">
+<ds:datastoreItem xmlns:ds="http://schemas.openxmlformats.org/officeDocument/2006/customXml" ds:itemID="{B1D57540-8C61-41AE-AD65-E88572F5F3A2}">
   <ds:schemaRefs>
     <ds:schemaRef ds:uri="http://schemas.openxmlformats.org/officeDocument/2006/bibliography"/>
   </ds:schemaRefs>

--- a/pages/pg/proc/tmp_doc_client_full.docx
+++ b/pages/pg/proc/tmp_doc_client_full.docx
@@ -86,7 +86,7 @@
           <w:bdr w:val="none" w:sz="0" w:space="0" w:color="auto" w:frame="1"/>
           <w:shd w:val="clear" w:color="auto" w:fill="FFFFFF"/>
         </w:rPr>
-        <w:t>27 Мая 2019</w:t>
+        <w:t>17 Августа 2018</w:t>
       </w:r>
       <w:r>
         <w:rPr>
@@ -243,7 +243,7 @@
           <w:bdr w:val="none" w:sz="0" w:space="0" w:color="auto" w:frame="1"/>
           <w:shd w:val="clear" w:color="auto" w:fill="FFFFFF"/>
         </w:rPr>
-        <w:t>ООО "ПапилиоПродакшн"</w:t>
+        <w:t>Индивидуальный предприниматель Боркусевич Артем Анатольевич</w:t>
       </w:r>
       <w:r>
         <w:rPr>
@@ -310,6 +310,19 @@
       </w:r>
       <w:r>
         <w:rPr>
+          <w:rStyle w:val="a7"/>
+          <w:rFonts w:ascii="Tahoma" w:hAnsi="Tahoma" w:cs="Tahoma"/>
+          <w:b w:val="0"/>
+          <w:color w:val="333333"/>
+          <w:sz w:val="16"/>
+          <w:szCs w:val="16"/>
+          <w:bdr w:val="none" w:sz="0" w:space="0" w:color="auto" w:frame="1"/>
+          <w:shd w:val="clear" w:color="auto" w:fill="FFFFFF"/>
+        </w:rPr>
+        <w:t/>
+      </w:r>
+      <w:r>
+        <w:rPr>
           <w:rFonts w:ascii="Tahoma" w:eastAsia="Times New Roman" w:hAnsi="Tahoma" w:cs="Tahoma"/>
           <w:sz w:val="16"/>
           <w:szCs w:val="16"/>
@@ -352,6 +365,19 @@
           <w:lang w:eastAsia="ru-RU"/>
         </w:rPr>
         <w:t xml:space="preserve"> на основании </w:t>
+      </w:r>
+      <w:r>
+        <w:rPr>
+          <w:rStyle w:val="a7"/>
+          <w:rFonts w:ascii="Tahoma" w:hAnsi="Tahoma" w:cs="Tahoma"/>
+          <w:b w:val="0"/>
+          <w:color w:val="333333"/>
+          <w:sz w:val="16"/>
+          <w:szCs w:val="16"/>
+          <w:bdr w:val="none" w:sz="0" w:space="0" w:color="auto" w:frame="1"/>
+          <w:shd w:val="clear" w:color="auto" w:fill="FFFFFF"/>
+        </w:rPr>
+        <w:t/>
       </w:r>
       <w:r>
         <w:rPr>
@@ -706,7 +732,25 @@
           <w:szCs w:val="16"/>
           <w:lang w:eastAsia="ru-RU"/>
         </w:rPr>
-        <w:t xml:space="preserve">без  учета НДС </w:t>
+        <w:t>без учета НДС</w:t>
+      </w:r>
+      <w:r>
+        <w:rPr>
+          <w:rFonts w:ascii="Tahoma" w:eastAsia="Times New Roman" w:hAnsi="Tahoma" w:cs="Tahoma"/>
+          <w:sz w:val="16"/>
+          <w:szCs w:val="16"/>
+          <w:lang w:eastAsia="ru-RU"/>
+        </w:rPr>
+        <w:t xml:space="preserve"> согласно п.3, ст. 326 НК РБ</w:t>
+      </w:r>
+      <w:r>
+        <w:rPr>
+          <w:rFonts w:ascii="Tahoma" w:eastAsia="Times New Roman" w:hAnsi="Tahoma" w:cs="Tahoma"/>
+          <w:sz w:val="16"/>
+          <w:szCs w:val="16"/>
+          <w:lang w:eastAsia="ru-RU"/>
+        </w:rPr>
+        <w:t xml:space="preserve"> </w:t>
       </w:r>
       <w:r>
         <w:rPr>
@@ -2404,7 +2448,7 @@
           <w:lang w:eastAsia="ru-RU"/>
         </w:rPr>
         <w:tab/>
-        <w:t xml:space="preserve">В случае если Исполнитель признал обоснованность претензии, но устранение недостатков невозможно в разумные сроки (по взаимному соглашению Сторон), Заказчик вправе вернуть Исполнителю тираж Продукции по данному Заказу в полном объеме и потребовать от Исполнителя вернуть все выплаченные Заказчиком денежные средства по данному Заказу. Если же Заказчик согласен </w:t>
+        <w:t xml:space="preserve">В случае если Исполнитель признал обоснованность претензии, но устранение недостатков невозможно в разумные сроки (по взаимному соглашению Сторон), Заказчик вправе вернуть Исполнителю тираж Продукции по данному Заказу в полном объеме и </w:t>
       </w:r>
       <w:r>
         <w:rPr>
@@ -2415,7 +2459,7 @@
           <w:lang w:eastAsia="ru-RU"/>
         </w:rPr>
         <w:lastRenderedPageBreak/>
-        <w:t>принять продукцию частично, Заказчик вправе потребовать от Исполнителя возврата стоимости части работ, соответствующей объему некачественной продукции, при условии обязательного возврата Исполнителю не принятой продукции.</w:t>
+        <w:t>потребовать от Исполнителя вернуть все выплаченные Заказчиком денежные средства по данному Заказу. Если же Заказчик согласен принять продукцию частично, Заказчик вправе потребовать от Исполнителя возврата стоимости части работ, соответствующей объему некачественной продукции, при условии обязательного возврата Исполнителю не принятой продукции.</w:t>
       </w:r>
     </w:p>
     <w:p>
@@ -3310,7 +3354,7 @@
           <w:szCs w:val="16"/>
           <w:lang w:val="en-US" w:eastAsia="ru-RU"/>
         </w:rPr>
-        <w:t>2</w:t>
+        <w:t>3</w:t>
       </w:r>
       <w:bookmarkStart w:id="0" w:name="_GoBack"/>
       <w:bookmarkEnd w:id="0"/>
@@ -3984,7 +4028,7 @@
                 <w:szCs w:val="16"/>
                 <w:lang w:eastAsia="ru-RU"/>
               </w:rPr>
-              <w:t>Тел.: прием заказов (0162) 21-69-64,</w:t>
+              <w:t>Тел.: прием заказов (0162)</w:t>
             </w:r>
             <w:r>
               <w:rPr>
@@ -4106,7 +4150,7 @@
                 <w:bdr w:val="none" w:sz="0" w:space="0" w:color="auto" w:frame="1"/>
                 <w:shd w:val="clear" w:color="auto" w:fill="FFFFFF"/>
               </w:rPr>
-              <w:t>7227537@artline.biz</w:t>
+              <w:t/>
             </w:r>
           </w:p>
           <w:p>
@@ -4414,7 +4458,7 @@
                 <w:bdr w:val="none" w:sz="0" w:space="0" w:color="auto" w:frame="1"/>
                 <w:shd w:val="clear" w:color="auto" w:fill="FFFFFF"/>
               </w:rPr>
-              <w:t>ООО "ПапилиоПродакшн"</w:t>
+              <w:t>Индивидуальный предприниматель Боркусевич Артем Анатольевич</w:t>
             </w:r>
             <w:r>
               <w:rPr>
@@ -4453,7 +4497,7 @@
                 <w:bdr w:val="none" w:sz="0" w:space="0" w:color="auto" w:frame="1"/>
                 <w:shd w:val="clear" w:color="auto" w:fill="FFFFFF"/>
               </w:rPr>
-              <w:t>224023, г. Брест, ул. Московская, д. 206-4</w:t>
+              <w:t> г. Брест, ул. Старожитная, 27/3</w:t>
             </w:r>
           </w:p>
           <w:p>
@@ -4479,7 +4523,7 @@
                 <w:bdr w:val="none" w:sz="0" w:space="0" w:color="auto" w:frame="1"/>
                 <w:shd w:val="clear" w:color="auto" w:fill="FFFFFF"/>
               </w:rPr>
-              <w:t>e-mail: -</w:t>
+              <w:t>e-mail: by.artlabel@gmail.com</w:t>
             </w:r>
           </w:p>
           <w:p>
@@ -4514,7 +4558,7 @@
                 <w:bdr w:val="none" w:sz="0" w:space="0" w:color="auto" w:frame="1"/>
                 <w:shd w:val="clear" w:color="auto" w:fill="FFFFFF"/>
               </w:rPr>
-              <w:t>809001192</w:t>
+              <w:t>290942743</w:t>
             </w:r>
           </w:p>
           <w:p>
@@ -4582,7 +4626,7 @@
                 <w:bdr w:val="none" w:sz="0" w:space="0" w:color="auto" w:frame="1"/>
                 <w:shd w:val="clear" w:color="auto" w:fill="FFFFFF"/>
               </w:rPr>
-              <w:t>BY18ALFA30122178270060270000</w:t>
+              <w:t>BY57ALFA30132267330050270000</w:t>
             </w:r>
           </w:p>
           <w:p>
@@ -4607,7 +4651,7 @@
                 <w:bdr w:val="none" w:sz="0" w:space="0" w:color="auto" w:frame="1"/>
                 <w:shd w:val="clear" w:color="auto" w:fill="FFFFFF"/>
               </w:rPr>
-              <w:t>Банк ВТБ (Беларусь)</w:t>
+              <w:t>ЗАО "Альфа-Банк"</w:t>
             </w:r>
             <w:r>
               <w:rPr>
@@ -4874,6 +4918,20 @@
                 <w:lang w:eastAsia="ru-RU"/>
               </w:rPr>
             </w:pPr>
+            <w:r>
+              <w:rPr>
+                <w:rStyle w:val="a7"/>
+                <w:rFonts w:ascii="Tahoma" w:hAnsi="Tahoma" w:cs="Tahoma"/>
+                <w:b w:val="0"/>
+                <w:color w:val="333333"/>
+                <w:sz w:val="16"/>
+                <w:szCs w:val="16"/>
+                <w:bdr w:val="none" w:sz="0" w:space="0" w:color="auto" w:frame="1"/>
+                <w:shd w:val="clear" w:color="auto" w:fill="FFFFFF"/>
+                <w:lang w:val="en-US"/>
+              </w:rPr>
+              <w:t/>
+            </w:r>
           </w:p>
           <w:p>
             <w:pPr>
@@ -5757,7 +5815,7 @@
 </file>
 
 <file path=customXml/itemProps1.xml><?xml version="1.0" encoding="utf-8"?>
-<ds:datastoreItem xmlns:ds="http://schemas.openxmlformats.org/officeDocument/2006/customXml" ds:itemID="{B1D57540-8C61-41AE-AD65-E88572F5F3A2}">
+<ds:datastoreItem xmlns:ds="http://schemas.openxmlformats.org/officeDocument/2006/customXml" ds:itemID="{026DC52A-8FE5-4DAD-A323-7D58841CCD33}">
   <ds:schemaRefs>
     <ds:schemaRef ds:uri="http://schemas.openxmlformats.org/officeDocument/2006/bibliography"/>
   </ds:schemaRefs>
